--- a/MODELO_MEMORANDO_n8n.docx
+++ b/MODELO_MEMORANDO_n8n.docx
@@ -254,6 +254,11 @@
           <w:szCs w:val="24"/>
         </w:rPr>
       </w:pPr>
+    </w:p>
+    <w:p>
+      <w:r>
+        <w:t>{{CERTIDOES_EXTRAS}}</w:t>
+      </w:r>
     </w:p>
     <w:p>
       <w:pPr>
